--- a/docs/TUTORIAL_PRT-DeepONet.docx
+++ b/docs/TUTORIAL_PRT-DeepONet.docx
@@ -127,14 +127,26 @@
         <w:pStyle w:val="BodyText"/>
       </w:pPr>
       <w:r>
-        <w:t>Fourteen groups should report ok. If one fails, read what it says before running anything else. These tests exist because almost every fault this project has had was silent: the code ran, wrote plausible files and reported encouraging numbers.</w:t>
-      </w:r>
-      <w:r/>
-      <w:r/>
-      <w:r/>
-      <w:r/>
-      <w:r/>
-      <w:r/>
+        <w:t xml:space="preserve">Ten groups should report ok. If one fails, read what it says before</w:t>
+      </w:r>
+      <w:r>
+        <w:t xml:space="preserve"> </w:t>
+      </w:r>
+      <w:r>
+        <w:t xml:space="preserve">running anything else. These tests exist because almost every fault this</w:t>
+      </w:r>
+      <w:r>
+        <w:t xml:space="preserve"> </w:t>
+      </w:r>
+      <w:r>
+        <w:t xml:space="preserve">project has had was silent: the code ran, wrote plausible files and</w:t>
+      </w:r>
+      <w:r>
+        <w:t xml:space="preserve"> </w:t>
+      </w:r>
+      <w:r>
+        <w:t xml:space="preserve">reported encouraging numbers.</w:t>
+      </w:r>
     </w:p>
     <w:p>
       <w:pPr>
@@ -413,13 +425,13 @@
         <w:t xml:space="preserve"> </w:t>
       </w:r>
       <w:r>
-        <w:t xml:space="preserve">whether a run is sensible. If the concentration does not fall along the</w:t>
-      </w:r>
-      <w:r>
-        <w:t xml:space="preserve"> </w:t>
-      </w:r>
-      <w:r>
-        <w:t xml:space="preserve">flow direction, stop and find out why.</w:t>
+        <w:t xml:space="preserve">whether a run is sensible. If the concentration does not fall along the flow</w:t>
+      </w:r>
+      <w:r>
+        <w:t xml:space="preserve"> </w:t>
+      </w:r>
+      <w:r>
+        <w:t xml:space="preserve">direction, stop and find out why.</w:t>
       </w:r>
     </w:p>
     <w:p>
@@ -571,51 +583,45 @@
         <w:t xml:space="preserve"> </w:t>
       </w:r>
       <w:r>
-        <w:t xml:space="preserve">holds the geometry, the flow field, the concentrations at every</w:t>
-      </w:r>
-      <w:r>
-        <w:t xml:space="preserve"> </w:t>
-      </w:r>
-      <w:r>
-        <w:t xml:space="preserve">snapshot, the reaction rate field, its own CompLaB.xml and the two</w:t>
-      </w:r>
-      <w:r>
-        <w:t xml:space="preserve"> </w:t>
-      </w:r>
-      <w:r>
-        <w:t xml:space="preserve">kinetics headers.</w:t>
-      </w:r>
-    </w:p>
-    <w:p>
-      <w:pPr>
-        <w:pStyle w:val="BodyText"/>
-      </w:pPr>
-      <w:r>
-        <w:t xml:space="preserve">The geometry is a real percolating packing and the flow is a solved</w:t>
-      </w:r>
-      <w:r>
-        <w:t xml:space="preserve"> </w:t>
-      </w:r>
-      <w:r>
-        <w:t xml:space="preserve">Stokes field. The concentrations and the rates are constructed, and the</w:t>
-      </w:r>
-      <w:r>
-        <w:t xml:space="preserve"> </w:t>
-      </w:r>
-      <w:r>
-        <w:t xml:space="preserve">script says so in its own output. It settles nothing about physics: it</w:t>
-      </w:r>
-      <w:r>
-        <w:t xml:space="preserve"> </w:t>
-      </w:r>
-      <w:r>
-        <w:t xml:space="preserve">exists so the collector, the viewer and the training code can be</w:t>
-      </w:r>
-      <w:r>
-        <w:t xml:space="preserve"> </w:t>
-      </w:r>
-      <w:r>
-        <w:t xml:space="preserve">exercised without a cluster.</w:t>
+        <w:t xml:space="preserve">holds the geometry, the flow field, the concentrations at every snapshot,</w:t>
+      </w:r>
+      <w:r>
+        <w:t xml:space="preserve"> </w:t>
+      </w:r>
+      <w:r>
+        <w:t xml:space="preserve">the reaction rate field, its own CompLaB.xml and the two kinetics headers.</w:t>
+      </w:r>
+    </w:p>
+    <w:p>
+      <w:pPr>
+        <w:pStyle w:val="BodyText"/>
+      </w:pPr>
+      <w:r>
+        <w:t xml:space="preserve">The geometry is a real percolating packing and the flow is a solved Stokes</w:t>
+      </w:r>
+      <w:r>
+        <w:t xml:space="preserve"> </w:t>
+      </w:r>
+      <w:r>
+        <w:t xml:space="preserve">field. The concentrations and the rates are constructed, and the script</w:t>
+      </w:r>
+      <w:r>
+        <w:t xml:space="preserve"> </w:t>
+      </w:r>
+      <w:r>
+        <w:t xml:space="preserve">says so in its own output. It settles nothing about physics: it exists so</w:t>
+      </w:r>
+      <w:r>
+        <w:t xml:space="preserve"> </w:t>
+      </w:r>
+      <w:r>
+        <w:t xml:space="preserve">the collector, the viewer and the training code can be exercised without a</w:t>
+      </w:r>
+      <w:r>
+        <w:t xml:space="preserve"> </w:t>
+      </w:r>
+      <w:r>
+        <w:t xml:space="preserve">cluster.</w:t>
       </w:r>
     </w:p>
     <w:p>
@@ -631,13 +637,13 @@
         <w:pStyle w:val="BodyText"/>
       </w:pPr>
       <w:r>
-        <w:t xml:space="preserve">The same command reads the demo and reads somebody else’s real runs.</w:t>
-      </w:r>
-      <w:r>
-        <w:t xml:space="preserve"> </w:t>
-      </w:r>
-      <w:r>
-        <w:t xml:space="preserve">Point it at the folder that holds the run folders.</w:t>
+        <w:t xml:space="preserve">The same command reads the demo and reads somebody else’s real runs. Point</w:t>
+      </w:r>
+      <w:r>
+        <w:t xml:space="preserve"> </w:t>
+      </w:r>
+      <w:r>
+        <w:t xml:space="preserve">it at the folder that holds the run folders.</w:t>
       </w:r>
     </w:p>
     <w:p>
@@ -661,25 +667,25 @@
         <w:pStyle w:val="BodyText"/>
       </w:pPr>
       <w:r>
-        <w:t xml:space="preserve">Run it once with --inspect first. That writes nothing and prints what</w:t>
-      </w:r>
-      <w:r>
-        <w:t xml:space="preserve"> </w:t>
-      </w:r>
-      <w:r>
-        <w:t xml:space="preserve">it found in each run folder, which is the cheapest way to find out that</w:t>
-      </w:r>
-      <w:r>
-        <w:t xml:space="preserve"> </w:t>
-      </w:r>
-      <w:r>
-        <w:t xml:space="preserve">the species files are named something else or that the geometry is</w:t>
-      </w:r>
-      <w:r>
-        <w:t xml:space="preserve"> </w:t>
-      </w:r>
-      <w:r>
-        <w:t xml:space="preserve">somewhere unexpected.</w:t>
+        <w:t xml:space="preserve">Run it once with --inspect first. That writes nothing and prints what it</w:t>
+      </w:r>
+      <w:r>
+        <w:t xml:space="preserve"> </w:t>
+      </w:r>
+      <w:r>
+        <w:t xml:space="preserve">found in each run folder, which is the cheapest way to find out that the</w:t>
+      </w:r>
+      <w:r>
+        <w:t xml:space="preserve"> </w:t>
+      </w:r>
+      <w:r>
+        <w:t xml:space="preserve">species files are named something else or that the geometry is somewhere</w:t>
+      </w:r>
+      <w:r>
+        <w:t xml:space="preserve"> </w:t>
+      </w:r>
+      <w:r>
+        <w:t xml:space="preserve">unexpected.</w:t>
       </w:r>
     </w:p>
     <w:p>
@@ -693,37 +699,37 @@
         <w:t xml:space="preserve"> </w:t>
       </w:r>
       <w:r>
-        <w:t xml:space="preserve">given a folder, it looks for a subfolder named after the run first and</w:t>
-      </w:r>
-      <w:r>
-        <w:t xml:space="preserve"> </w:t>
-      </w:r>
-      <w:r>
-        <w:t xml:space="preserve">for a single shared copy at the top second, so a campaign can hold one</w:t>
-      </w:r>
-      <w:r>
-        <w:t xml:space="preserve"> </w:t>
-      </w:r>
-      <w:r>
-        <w:t xml:space="preserve">XML per run or one for all of them. The pore material code is read from</w:t>
-      </w:r>
-      <w:r>
-        <w:t xml:space="preserve"> </w:t>
-      </w:r>
-      <w:r>
-        <w:t xml:space="preserve">that file rather than guessed, which is the most common reason a foreign</w:t>
-      </w:r>
-      <w:r>
-        <w:t xml:space="preserve"> </w:t>
-      </w:r>
-      <w:r>
-        <w:t xml:space="preserve">campaign collects as empty. defineKinetics.hh and</w:t>
-      </w:r>
-      <w:r>
-        <w:t xml:space="preserve"> </w:t>
-      </w:r>
-      <w:r>
-        <w:t xml:space="preserve">defineAbioticKinetics.hh are found the same way.</w:t>
+        <w:t xml:space="preserve">given a folder, it looks for a subfolder named after the run first and for</w:t>
+      </w:r>
+      <w:r>
+        <w:t xml:space="preserve"> </w:t>
+      </w:r>
+      <w:r>
+        <w:t xml:space="preserve">a single shared copy at the top second, so a campaign can hold one XML per</w:t>
+      </w:r>
+      <w:r>
+        <w:t xml:space="preserve"> </w:t>
+      </w:r>
+      <w:r>
+        <w:t xml:space="preserve">run or one for all of them. The pore material code is read from that file</w:t>
+      </w:r>
+      <w:r>
+        <w:t xml:space="preserve"> </w:t>
+      </w:r>
+      <w:r>
+        <w:t xml:space="preserve">rather than guessed, which is the most common reason a foreign campaign</w:t>
+      </w:r>
+      <w:r>
+        <w:t xml:space="preserve"> </w:t>
+      </w:r>
+      <w:r>
+        <w:t xml:space="preserve">collects as empty. defineKinetics.hh and defineAbioticKinetics.hh are found</w:t>
+      </w:r>
+      <w:r>
+        <w:t xml:space="preserve"> </w:t>
+      </w:r>
+      <w:r>
+        <w:t xml:space="preserve">the same way.</w:t>
       </w:r>
     </w:p>
     <w:p>
@@ -739,57 +745,57 @@
         <w:pStyle w:val="BodyText"/>
       </w:pPr>
       <w:r>
-        <w:t xml:space="preserve">CompLaB can be asked to write the rate of each reaction as its own</w:t>
-      </w:r>
-      <w:r>
-        <w:t xml:space="preserve"> </w:t>
-      </w:r>
-      <w:r>
-        <w:t xml:space="preserve">field, and where those files exist the collector puts them in the</w:t>
-      </w:r>
-      <w:r>
-        <w:t xml:space="preserve"> </w:t>
-      </w:r>
-      <w:r>
-        <w:t xml:space="preserve">dataset as samples/rate, with the reaction names in the reactions</w:t>
-      </w:r>
-      <w:r>
-        <w:t xml:space="preserve"> </w:t>
-      </w:r>
-      <w:r>
-        <w:t xml:space="preserve">attribute and the divisor in rate_scale. A run with no rate files is</w:t>
-      </w:r>
-      <w:r>
-        <w:t xml:space="preserve"> </w:t>
-      </w:r>
-      <w:r>
-        <w:t xml:space="preserve">stored as NaN, never as zero, so a missing measurement can never be read</w:t>
-      </w:r>
-      <w:r>
-        <w:t xml:space="preserve"> </w:t>
-      </w:r>
-      <w:r>
-        <w:t xml:space="preserve">as a measured zero. Pass --no-rates to skip them entirely.</w:t>
-      </w:r>
-    </w:p>
-    <w:p>
-      <w:pPr>
-        <w:pStyle w:val="BodyText"/>
-      </w:pPr>
-      <w:r>
-        <w:t xml:space="preserve">In the viewer the field picker names them: reaction 0 R_Bio_growth</w:t>
-      </w:r>
-      <w:r>
-        <w:t xml:space="preserve"> </w:t>
-      </w:r>
-      <w:r>
-        <w:t xml:space="preserve">rather than an index, and the colour bar says the values are scaled and</w:t>
-      </w:r>
-      <w:r>
-        <w:t xml:space="preserve"> </w:t>
-      </w:r>
-      <w:r>
-        <w:t xml:space="preserve">gives the number to multiply by.</w:t>
+        <w:t xml:space="preserve">CompLaB can be asked to write the rate of each reaction as its own field,</w:t>
+      </w:r>
+      <w:r>
+        <w:t xml:space="preserve"> </w:t>
+      </w:r>
+      <w:r>
+        <w:t xml:space="preserve">and where those files exist the collector puts them in the dataset as</w:t>
+      </w:r>
+      <w:r>
+        <w:t xml:space="preserve"> </w:t>
+      </w:r>
+      <w:r>
+        <w:t xml:space="preserve">samples/rate, with the reaction names in the reactions attribute and the</w:t>
+      </w:r>
+      <w:r>
+        <w:t xml:space="preserve"> </w:t>
+      </w:r>
+      <w:r>
+        <w:t xml:space="preserve">divisor in rate_scale. A run with no rate files is stored as NaN, never as</w:t>
+      </w:r>
+      <w:r>
+        <w:t xml:space="preserve"> </w:t>
+      </w:r>
+      <w:r>
+        <w:t xml:space="preserve">zero, so a missing measurement can never be read as a measured zero. Pass</w:t>
+      </w:r>
+      <w:r>
+        <w:t xml:space="preserve"> </w:t>
+      </w:r>
+      <w:r>
+        <w:t xml:space="preserve">--no-rates to skip them entirely.</w:t>
+      </w:r>
+    </w:p>
+    <w:p>
+      <w:pPr>
+        <w:pStyle w:val="BodyText"/>
+      </w:pPr>
+      <w:r>
+        <w:t xml:space="preserve">In the viewer the field picker names them: reaction 0 R_Bio_growth rather</w:t>
+      </w:r>
+      <w:r>
+        <w:t xml:space="preserve"> </w:t>
+      </w:r>
+      <w:r>
+        <w:t xml:space="preserve">than an index, and the colour bar says the values are scaled and gives the</w:t>
+      </w:r>
+      <w:r>
+        <w:t xml:space="preserve"> </w:t>
+      </w:r>
+      <w:r>
+        <w:t xml:space="preserve">number to multiply by.</w:t>
       </w:r>
     </w:p>
     <w:p>
@@ -837,13 +843,7 @@
         <w:pStyle w:val="BodyText"/>
       </w:pPr>
       <w:r>
-        <w:t xml:space="preserve">python 3D/tools/build_dataset_2d.py --out work/scratch.h5</w:t>
-      </w:r>
-      <w:r>
-        <w:t xml:space="preserve"> </w:t>
-      </w:r>
-      <w:r>
-        <w:t xml:space="preserve">--show-settings</w:t>
+        <w:t xml:space="preserve">python 3D/tools/build_dataset_2d.py --out work/scratch.h5 --show-settings</w:t>
       </w:r>
     </w:p>
     <w:p>
@@ -891,31 +891,31 @@
         <w:t xml:space="preserve"> </w:t>
       </w:r>
       <w:r>
-        <w:t xml:space="preserve">and in what units. Edit it and pass it back with --settings. Whatever</w:t>
-      </w:r>
-      <w:r>
-        <w:t xml:space="preserve"> </w:t>
-      </w:r>
-      <w:r>
-        <w:t xml:space="preserve">route you take, read the settings block the run prints before it</w:t>
-      </w:r>
-      <w:r>
-        <w:t xml:space="preserve"> </w:t>
-      </w:r>
-      <w:r>
-        <w:t xml:space="preserve">simulates anything: it shows your numbers and the dimensionless ones the</w:t>
-      </w:r>
-      <w:r>
-        <w:t xml:space="preserve"> </w:t>
-      </w:r>
-      <w:r>
-        <w:t xml:space="preserve">solver received side by side, and it is the cheapest place to catch a</w:t>
-      </w:r>
-      <w:r>
-        <w:t xml:space="preserve"> </w:t>
-      </w:r>
-      <w:r>
-        <w:t xml:space="preserve">mistake.</w:t>
+        <w:t xml:space="preserve">and in what units. Edit it and pass it back with --settings.</w:t>
+      </w:r>
+      <w:r>
+        <w:t xml:space="preserve"> </w:t>
+      </w:r>
+      <w:r>
+        <w:t xml:space="preserve">Whatever route you take, read the settings block the run prints before</w:t>
+      </w:r>
+      <w:r>
+        <w:t xml:space="preserve"> </w:t>
+      </w:r>
+      <w:r>
+        <w:t xml:space="preserve">it simulates anything: it shows your numbers and the dimensionless ones</w:t>
+      </w:r>
+      <w:r>
+        <w:t xml:space="preserve"> </w:t>
+      </w:r>
+      <w:r>
+        <w:t xml:space="preserve">the solver received side by side, and it is the cheapest place to catch</w:t>
+      </w:r>
+      <w:r>
+        <w:t xml:space="preserve"> </w:t>
+      </w:r>
+      <w:r>
+        <w:t xml:space="preserve">a mistake.</w:t>
       </w:r>
     </w:p>
     <w:p>
@@ -2101,57 +2101,151 @@
         <w:t xml:space="preserve">far from settled the run is:</w:t>
       </w:r>
     </w:p>
-    <w:p>
-      <w:r>
-        <w:pict>
-          <v:rect style="width:0;height:1.5pt" o:hralign="center" o:hrstd="t" o:hr="t"/>
-        </w:pict>
-      </w:r>
-    </w:p>
-    <w:p>
-      <w:pPr>
-        <w:pStyle w:val="FirstParagraph"/>
-      </w:pPr>
-      <w:r>
-        <w:t xml:space="preserve">tolerance distance from the settled value,</w:t>
-      </w:r>
-      <w:r>
-        <w:t xml:space="preserve"> </w:t>
-      </w:r>
-      <w:r>
-        <w:t xml:space="preserve">| | measured on the biomass |</w:t>
-      </w:r>
-      <w:r>
-        <w:t xml:space="preserve"> </w:t>
-      </w:r>
-      <w:r>
-        <w:t xml:space="preserve">|:—|:—|</w:t>
-      </w:r>
-      <w:r>
-        <w:t xml:space="preserve"> </w:t>
-      </w:r>
-      <w:r>
-        <w:t xml:space="preserve">| 0.02 | 1.9% |</w:t>
-      </w:r>
-      <w:r>
-        <w:t xml:space="preserve"> </w:t>
-      </w:r>
-      <w:r>
-        <w:t xml:space="preserve">| 0.01 | 1.0% |</w:t>
-      </w:r>
-      <w:r>
-        <w:t xml:space="preserve"> </w:t>
-      </w:r>
-      <w:r>
-        <w:t xml:space="preserve">| 0.005 | 0.5% |</w:t>
-      </w:r>
-      <w:r>
-        <w:t xml:space="preserve"> </w:t>
-      </w:r>
-      <w:r>
-        <w:t xml:space="preserve">| 0.002 | 0.2% (the default) |</w:t>
-      </w:r>
-    </w:p>
+    <w:tbl>
+      <w:tblPr>
+        <w:tblStyle w:val="Table"/>
+        <w:tblW w:type="auto" w:w="0"/>
+        <w:tblLook w:firstRow="1" w:lastRow="0" w:firstColumn="0" w:lastColumn="0" w:noHBand="0" w:noVBand="0" w:val="0020"/>
+        <w:jc w:val="start"/>
+      </w:tblPr>
+      <w:tblGrid>
+        <w:gridCol w:w="3960"/>
+        <w:gridCol w:w="3960"/>
+      </w:tblGrid>
+      <w:tr>
+        <w:trPr>
+          <w:tblHeader w:val="true"/>
+        </w:trPr>
+        <w:tc>
+          <w:tcPr/>
+          <w:p>
+            <w:pPr>
+              <w:pStyle w:val="Compact"/>
+              <w:jc w:val="left"/>
+            </w:pPr>
+            <w:r>
+              <w:t xml:space="preserve">tolerance</w:t>
+            </w:r>
+          </w:p>
+        </w:tc>
+        <w:tc>
+          <w:tcPr/>
+          <w:p>
+            <w:pPr>
+              <w:pStyle w:val="Compact"/>
+              <w:jc w:val="left"/>
+            </w:pPr>
+            <w:r>
+              <w:t xml:space="preserve">distance from the settled value, measured on the biomass</w:t>
+            </w:r>
+          </w:p>
+        </w:tc>
+      </w:tr>
+      <w:tr>
+        <w:tc>
+          <w:tcPr/>
+          <w:p>
+            <w:pPr>
+              <w:pStyle w:val="Compact"/>
+              <w:jc w:val="left"/>
+            </w:pPr>
+            <w:r>
+              <w:t xml:space="preserve">0.02</w:t>
+            </w:r>
+          </w:p>
+        </w:tc>
+        <w:tc>
+          <w:tcPr/>
+          <w:p>
+            <w:pPr>
+              <w:pStyle w:val="Compact"/>
+              <w:jc w:val="left"/>
+            </w:pPr>
+            <w:r>
+              <w:t xml:space="preserve">1.9%</w:t>
+            </w:r>
+          </w:p>
+        </w:tc>
+      </w:tr>
+      <w:tr>
+        <w:tc>
+          <w:tcPr/>
+          <w:p>
+            <w:pPr>
+              <w:pStyle w:val="Compact"/>
+              <w:jc w:val="left"/>
+            </w:pPr>
+            <w:r>
+              <w:t xml:space="preserve">0.01</w:t>
+            </w:r>
+          </w:p>
+        </w:tc>
+        <w:tc>
+          <w:tcPr/>
+          <w:p>
+            <w:pPr>
+              <w:pStyle w:val="Compact"/>
+              <w:jc w:val="left"/>
+            </w:pPr>
+            <w:r>
+              <w:t xml:space="preserve">1.0%</w:t>
+            </w:r>
+          </w:p>
+        </w:tc>
+      </w:tr>
+      <w:tr>
+        <w:tc>
+          <w:tcPr/>
+          <w:p>
+            <w:pPr>
+              <w:pStyle w:val="Compact"/>
+              <w:jc w:val="left"/>
+            </w:pPr>
+            <w:r>
+              <w:t xml:space="preserve">0.005</w:t>
+            </w:r>
+          </w:p>
+        </w:tc>
+        <w:tc>
+          <w:tcPr/>
+          <w:p>
+            <w:pPr>
+              <w:pStyle w:val="Compact"/>
+              <w:jc w:val="left"/>
+            </w:pPr>
+            <w:r>
+              <w:t xml:space="preserve">0.5%</w:t>
+            </w:r>
+          </w:p>
+        </w:tc>
+      </w:tr>
+      <w:tr>
+        <w:tc>
+          <w:tcPr/>
+          <w:p>
+            <w:pPr>
+              <w:pStyle w:val="Compact"/>
+              <w:jc w:val="left"/>
+            </w:pPr>
+            <w:r>
+              <w:t xml:space="preserve">0.002</w:t>
+            </w:r>
+          </w:p>
+        </w:tc>
+        <w:tc>
+          <w:tcPr/>
+          <w:p>
+            <w:pPr>
+              <w:pStyle w:val="Compact"/>
+              <w:jc w:val="left"/>
+            </w:pPr>
+            <w:r>
+              <w:t xml:space="preserve">0.2% (the default)</w:t>
+            </w:r>
+          </w:p>
+        </w:tc>
+      </w:tr>
+    </w:tbl>
     <w:p>
       <w:pPr>
         <w:pStyle w:val="BodyText"/>
@@ -2275,433 +2369,7 @@
         <w:pStyle w:val="BodyText"/>
       </w:pPr>
       <w:r>
-        <w:t xml:space="preserve">Part 5 Showing the network the flow</w:t>
-      </w:r>
-    </w:p>
-    <w:p>
-      <w:pPr>
-        <w:pStyle w:val="BodyText"/>
-      </w:pPr>
-      <w:r>
-        <w:t xml:space="preserve">The largest errors this model makes have always been in the same place. Two points can</w:t>
-      </w:r>
-      <w:r>
-        <w:t xml:space="preserve"> </w:t>
-      </w:r>
-      <w:r>
-        <w:t xml:space="preserve">sit at the same geodesic distance from the inlet, in pores of the same width, and</w:t>
-      </w:r>
-      <w:r>
-        <w:t xml:space="preserve"> </w:t>
-      </w:r>
-      <w:r>
-        <w:t xml:space="preserve">receive completely different amounts of chemical, because one of them is on a channel</w:t>
-      </w:r>
-      <w:r>
-        <w:t xml:space="preserve"> </w:t>
-      </w:r>
-      <w:r>
-        <w:t xml:space="preserve">and the other is behind a bottleneck. Given the geometry and the geodesic distance</w:t>
-      </w:r>
-      <w:r>
-        <w:t xml:space="preserve"> </w:t>
-      </w:r>
-      <w:r>
-        <w:t xml:space="preserve">alone, the network gives them similar answers, and the dead ends come out too high.</w:t>
-      </w:r>
-    </w:p>
-    <w:p>
-      <w:pPr>
-        <w:pStyle w:val="BodyText"/>
-      </w:pPr>
-      <w:r>
-        <w:t>The flow pipeline hands the branch the velocity field, as extra image channels, and changes nothing else. The trunk is untouched.</w:t>
-      </w:r>
-      <w:r/>
-      <w:r/>
-    </w:p>
-    <w:p>
-      <w:pPr>
-        <w:pStyle w:val="BodyText"/>
-      </w:pPr>
-      <w:r>
-        <w:t>It is not switch A. Switch A REPLACES the trunk’s geodesic distance with a flow coordinate; the flow pipeline adds to the branch and leaves the trunk as it was. They are two different answers to the same question, so train.py refuses both at once rather than quietly picking one.</w:t>
-      </w:r>
-      <w:r/>
-      <w:r/>
-      <w:r/>
-      <w:r/>
-      <w:r/>
-      <w:r/>
-    </w:p>
-    <w:p>
-      <w:pPr>
-        <w:pStyle w:val="BodyText"/>
-      </w:pPr>
-      <w:r>
-        <w:t>In the window it is not a box on the Train page. It has a panel of its own, The flow field then The flow pipeline, in the sidebar, in both 2D and 3D mode. Switches A, B and C each change one training run and need nothing prepared; this one is a sequence of four stages against the same dataset, and a box beside the other three would let you start the last stage without the first three. Fill in the boxes down the left of the panel once, and every step reads the same file. The five steps down the right are the five commands below, in the same order, each showing exactly what it will run.</w:t>
-      </w:r>
-      <w:r/>
-      <w:r/>
-      <w:r/>
-      <w:r/>
-      <w:r/>
-      <w:r/>
-    </w:p>
-    <w:p>
-      <w:pPr>
-        <w:pStyle w:val="BodyText"/>
-      </w:pPr>
-      <w:r>
-        <w:t xml:space="preserve">The cheap experiment first</w:t>
-      </w:r>
-    </w:p>
-    <w:p>
-      <w:pPr>
-        <w:pStyle w:val="BodyText"/>
-      </w:pPr>
-      <w:r>
-        <w:t xml:space="preserve">Your dataset already holds the velocity the solver produced, so this needs no flow</w:t>
-      </w:r>
-      <w:r>
-        <w:t xml:space="preserve"> </w:t>
-      </w:r>
-      <w:r>
-        <w:t xml:space="preserve">model at all.</w:t>
-      </w:r>
-    </w:p>
-    <w:p>
-      <w:pPr>
-        <w:pStyle w:val="BodyText"/>
-      </w:pPr>
-      <w:r>
-        <w:t xml:space="preserve">python 3D/model/train.py --data work/first/dataset.h5 --out runs/D \</w:t>
-      </w:r>
-    </w:p>
-    <w:p>
-      <w:pPr>
-        <w:pStyle w:val="BodyText"/>
-      </w:pPr>
-      <w:r>
-        <w:t xml:space="preserve">--velocity-informed simulated</w:t>
-      </w:r>
-    </w:p>
-    <w:p>
-      <w:pPr>
-        <w:pStyle w:val="BodyText"/>
-      </w:pPr>
-      <w:r>
-        <w:t xml:space="preserve">Compare the held-out numbers against your baseline run. This is worth doing before</w:t>
-      </w:r>
-      <w:r>
-        <w:t xml:space="preserve"> </w:t>
-      </w:r>
-      <w:r>
-        <w:t xml:space="preserve">anything else, because it measures the CEILING: a predicted flow field can only ever</w:t>
-      </w:r>
-      <w:r>
-        <w:t xml:space="preserve"> </w:t>
-      </w:r>
-      <w:r>
-        <w:t xml:space="preserve">approach the real one, so if the real one does not help, a network trained to</w:t>
-      </w:r>
-      <w:r>
-        <w:t xml:space="preserve"> </w:t>
-      </w:r>
-      <w:r>
-        <w:t xml:space="preserve">approximate it will not help either, and you will have learned that in an afternoon</w:t>
-      </w:r>
-      <w:r>
-        <w:t xml:space="preserve"> </w:t>
-      </w:r>
-      <w:r>
-        <w:t xml:space="preserve">rather than a week.</w:t>
-      </w:r>
-    </w:p>
-    <w:p>
-      <w:pPr>
-        <w:pStyle w:val="BodyText"/>
-      </w:pPr>
-      <w:r>
-        <w:t xml:space="preserve">Adding the pore size maps</w:t>
-      </w:r>
-    </w:p>
-    <w:p>
-      <w:pPr>
-        <w:pStyle w:val="BodyText"/>
-      </w:pPr>
-      <w:r>
-        <w:t xml:space="preserve">--geom-features gives the branch two more channels. MIS is how wide the pore is at</w:t>
-      </w:r>
-      <w:r>
-        <w:t xml:space="preserve"> </w:t>
-      </w:r>
-      <w:r>
-        <w:t xml:space="preserve">each voxel. UPRM is how wide the narrowest throat between that voxel and the inlet is,</w:t>
-      </w:r>
-      <w:r>
-        <w:t xml:space="preserve"> </w:t>
-      </w:r>
-      <w:r>
-        <w:t xml:space="preserve">which is not a local quantity at all and is the part a convolution cannot work out for</w:t>
-      </w:r>
-      <w:r>
-        <w:t xml:space="preserve"> </w:t>
-      </w:r>
-      <w:r>
-        <w:t xml:space="preserve">itself, because the limiting throat can be much further away than its filters see at</w:t>
-      </w:r>
-      <w:r>
-        <w:t xml:space="preserve"> </w:t>
-      </w:r>
-      <w:r>
-        <w:t xml:space="preserve">once.</w:t>
-      </w:r>
-    </w:p>
-    <w:p>
-      <w:pPr>
-        <w:pStyle w:val="BodyText"/>
-      </w:pPr>
-      <w:r>
-        <w:t xml:space="preserve">The dataset must carry them. New campaigns get them from the collectors; a file you</w:t>
-      </w:r>
-      <w:r>
-        <w:t xml:space="preserve"> </w:t>
-      </w:r>
-      <w:r>
-        <w:t xml:space="preserve">already have needs one command.</w:t>
-      </w:r>
-    </w:p>
-    <w:p>
-      <w:pPr>
-        <w:pStyle w:val="BodyText"/>
-      </w:pPr>
-      <w:r>
-        <w:t xml:space="preserve">python 3D/tools/add_flow_features.py --data work/first/dataset.h5 --buffer 5</w:t>
-      </w:r>
-    </w:p>
-    <w:p>
-      <w:pPr>
-        <w:pStyle w:val="BodyText"/>
-      </w:pPr>
-      <w:r>
-        <w:t xml:space="preserve">--buffer is how many voxels of fully open channel sit at each end of the flow axis: 10</w:t>
-      </w:r>
-      <w:r>
-        <w:t xml:space="preserve"> </w:t>
-      </w:r>
-      <w:r>
-        <w:t xml:space="preserve">for the published 2D release, 5 for the geometries this project generates, 0 for a</w:t>
-      </w:r>
-      <w:r>
-        <w:t xml:space="preserve"> </w:t>
-      </w:r>
-      <w:r>
-        <w:t xml:space="preserve">domain with no padding. Get it wrong and the pore size is measured against an open</w:t>
-      </w:r>
-      <w:r>
-        <w:t xml:space="preserve"> </w:t>
-      </w:r>
-      <w:r>
-        <w:t xml:space="preserve">channel instead of against the rock.</w:t>
-      </w:r>
-    </w:p>
-    <w:p>
-      <w:pPr>
-        <w:pStyle w:val="BodyText"/>
-      </w:pPr>
-      <w:r>
-        <w:t xml:space="preserve">The full two stage pipeline</w:t>
-      </w:r>
-    </w:p>
-    <w:p>
-      <w:pPr>
-        <w:pStyle w:val="BodyText"/>
-      </w:pPr>
-      <w:r>
-        <w:t>If the cheap experiment earned it, train the flow model and use its predictions. These are steps 3, 4 and 5 of the panel, and step 4 has to write its fields back or step 5 has nothing to read; the panel ticks that for you, the command line needs --write-back.</w:t>
-      </w:r>
-    </w:p>
-    <w:p>
-      <w:pPr>
-        <w:pStyle w:val="BodyText"/>
-      </w:pPr>
-      <w:r>
-        <w:t xml:space="preserve">python 3D/model/train_velocity.py --data work/first/dataset.h5 --out runs/vel</w:t>
-      </w:r>
-    </w:p>
-    <w:p>
-      <w:pPr>
-        <w:pStyle w:val="BodyText"/>
-      </w:pPr>
-      <w:r>
-        <w:t xml:space="preserve">python 3D/model/predict_velocity.py --checkpoint runs/vel/best.pt \</w:t>
-      </w:r>
-    </w:p>
-    <w:p>
-      <w:pPr>
-        <w:pStyle w:val="BodyText"/>
-      </w:pPr>
-      <w:r>
-        <w:t xml:space="preserve">--data work/first/dataset.h5 --write-back</w:t>
-      </w:r>
-    </w:p>
-    <w:p>
-      <w:pPr>
-        <w:pStyle w:val="BodyText"/>
-      </w:pPr>
-      <w:r>
-        <w:t xml:space="preserve">python 3D/model/train.py --data work/first/dataset.h5 --out runs/Dp \</w:t>
-      </w:r>
-    </w:p>
-    <w:p>
-      <w:pPr>
-        <w:pStyle w:val="BodyText"/>
-      </w:pPr>
-      <w:r>
-        <w:t xml:space="preserve">--velocity-informed predicted</w:t>
-      </w:r>
-    </w:p>
-    <w:p>
-      <w:pPr>
-        <w:pStyle w:val="BodyText"/>
-      </w:pPr>
-      <w:r>
-        <w:t xml:space="preserve">The predicted fields are written as samples/velocity_pred, BESIDE the simulated ones</w:t>
-      </w:r>
-      <w:r>
-        <w:t xml:space="preserve"> </w:t>
-      </w:r>
-      <w:r>
-        <w:t xml:space="preserve">and never over them, so the two can be compared afterwards.</w:t>
-      </w:r>
-    </w:p>
-    <w:p>
-      <w:pPr>
-        <w:pStyle w:val="BodyText"/>
-      </w:pPr>
-      <w:r>
-        <w:t xml:space="preserve">Read the divergence residual the prediction step prints. Zero would be a field that</w:t>
-      </w:r>
-      <w:r>
-        <w:t xml:space="preserve"> </w:t>
-      </w:r>
-      <w:r>
-        <w:t xml:space="preserve">conserves mass exactly. The training penalty pushes toward that without reaching it,</w:t>
-      </w:r>
-      <w:r>
-        <w:t xml:space="preserve"> </w:t>
-      </w:r>
-      <w:r>
-        <w:t xml:space="preserve">and the number says how far short it fell. If you are going to integrate fluxes across</w:t>
-      </w:r>
-      <w:r>
-        <w:t xml:space="preserve"> </w:t>
-      </w:r>
-      <w:r>
-        <w:t xml:space="preserve">an interface, read it before you do.</w:t>
-      </w:r>
-    </w:p>
-    <w:p>
-      <w:pPr>
-        <w:pStyle w:val="BodyText"/>
-      </w:pPr>
-      <w:r>
-        <w:t xml:space="preserve">What to expect, and what nobody knows yet</w:t>
-      </w:r>
-    </w:p>
-    <w:p>
-      <w:pPr>
-        <w:pStyle w:val="BodyText"/>
-      </w:pPr>
-      <w:r>
-        <w:t xml:space="preserve">In two dimensions the published work measured the median concentration RMSE falling</w:t>
-      </w:r>
-      <w:r>
-        <w:t xml:space="preserve"> </w:t>
-      </w:r>
-      <w:r>
-        <w:t xml:space="preserve">from 0.0304 to 0.0263, the 90th percentile from 0.0570 to 0.0442, and the worst case</w:t>
-      </w:r>
-      <w:r>
-        <w:t xml:space="preserve"> </w:t>
-      </w:r>
-      <w:r>
-        <w:t xml:space="preserve">from 0.1739 to 0.1126. The interesting part is where the gain lands: on the hard cases.</w:t>
-      </w:r>
-      <w:r>
-        <w:t xml:space="preserve"> </w:t>
-      </w:r>
-      <w:r>
-        <w:t xml:space="preserve">It grew with the Peclet number, exceeded 20% at every Damkohler when Pe was 10, and</w:t>
-      </w:r>
-      <w:r>
-        <w:t xml:space="preserve"> </w:t>
-      </w:r>
-      <w:r>
-        <w:t xml:space="preserve">disappeared only at Pe 1 with the fastest reaction, where diffusion and reaction govern</w:t>
-      </w:r>
-      <w:r>
-        <w:t xml:space="preserve"> </w:t>
-      </w:r>
-      <w:r>
-        <w:t xml:space="preserve">the field and the flow barely matters.</w:t>
-      </w:r>
-    </w:p>
-    <w:p>
-      <w:pPr>
-        <w:pStyle w:val="BodyText"/>
-      </w:pPr>
-      <w:r>
-        <w:t xml:space="preserve">None of that has been measured in three dimensions. That is the point of running it.</w:t>
-      </w:r>
-    </w:p>
-    <w:p>
-      <w:pPr>
-        <w:pStyle w:val="BodyText"/>
-      </w:pPr>
-      <w:r>
-        <w:t>Three numbers settle it, and you now have all three: the run with no flow at all, the run on the simulated field, and the run on the predicted one. If the simulated field does not beat the baseline on your chemistry and your Peclet range, stop there, because no operator will do better than the field it is approximating. If it does, the gap between simulated and predicted is what the velocity operator costs you.</w:t>
-      </w:r>
-    </w:p>
-    <w:p>
-      <w:pPr>
-        <w:pStyle w:val="BodyText"/>
-      </w:pPr>
-      <w:r>
-        <w:t xml:space="preserve">One result worth knowing before you start. They also fed the same velocity to the</w:t>
-      </w:r>
-      <w:r>
-        <w:t xml:space="preserve"> </w:t>
-      </w:r>
-      <w:r>
-        <w:t xml:space="preserve">TRUNK, as two numbers at each query point, and it recovered almost nothing: median</w:t>
-      </w:r>
-      <w:r>
-        <w:t xml:space="preserve"> </w:t>
-      </w:r>
-      <w:r>
-        <w:t xml:space="preserve">0.0297 against a 0.0304 baseline. What matters is that the field arrives as a FIELD the</w:t>
-      </w:r>
-      <w:r>
-        <w:t xml:space="preserve"> </w:t>
-      </w:r>
-      <w:r>
-        <w:t xml:space="preserve">convolution can read. A pointwise velocity says how fast the fluid moves here; it says</w:t>
-      </w:r>
-      <w:r>
-        <w:t xml:space="preserve"> </w:t>
-      </w:r>
-      <w:r>
-        <w:t xml:space="preserve">nothing about what this point is connected to.</w:t>
-      </w:r>
-    </w:p>
-    <w:p>
-      <w:pPr>
-        <w:pStyle w:val="BodyText"/>
-      </w:pPr>
-      <w:r>
-        <w:t xml:space="preserve">Part 6 When something goes wrong</w:t>
+        <w:t xml:space="preserve">Part 5 When something goes wrong</w:t>
       </w:r>
     </w:p>
     <w:p>
